--- a/downloads/WALKER_Collection_Analysis_Revision_Packet.docx
+++ b/downloads/WALKER_Collection_Analysis_Revision_Packet.docx
@@ -1013,7 +1013,7 @@
                 <w:i w:val="0"/>
                 <w:sz w:val="20"/>
               </w:rPr>
-              <w:t>Makes n = 10–15 defensible without claiming automatic saturation</w:t>
+              <w:t>Makes n = 12 (locked) defensible without claiming automatic saturation</w:t>
             </w:r>
           </w:p>
         </w:tc>
@@ -6054,7 +6054,7 @@
           <w:i w:val="0"/>
           <w:sz w:val="24"/>
         </w:rPr>
-        <w:t>Do not claim that 10–15 interviews saturate the Gap. Use information power (Malterud et al., 2016): narrow aim, specific sample, theoretically informed dialogue. Use Naeem et al. (2024) as a decision guide: stop adding interviews when new sessions no longer create new meaning units on the salience-to-assurance bargain, after at least one boundary case per construct. Guest et al. (2006) may be cited only in that stopping discussion, never as the interview method.</w:t>
+        <w:t>Do not claim that 12 interviews saturate the Gap. The sample is locked at 12. Use information power (Malterud et al., 2016): narrow aim, specific sample, theoretically informed dialogue. Use Naeem et al. (2024) as a decision guide: document whether sessions in the locked corpus of 12 still create new meaning units on the salience-to-assurance bargain, after at least one boundary case per construct. Guest et al. (2006) may be cited only in that stopping discussion, never as the interview method.</w:t>
       </w:r>
     </w:p>
     <w:p>
@@ -6856,7 +6856,7 @@
                 <w:i w:val="0"/>
                 <w:sz w:val="20"/>
               </w:rPr>
-              <w:t xml:space="preserve"> n = 10–15 information power</w:t>
+              <w:t xml:space="preserve"> n = 12 locked; information power</w:t>
             </w:r>
           </w:p>
         </w:tc>
@@ -7503,7 +7503,7 @@
                 <w:i w:val="0"/>
                 <w:sz w:val="20"/>
               </w:rPr>
-              <w:t>Sample size is justified by information power (Malterud et al., 2016); stopping follows analytic decision rules (Naeem et al., 2024)</w:t>
+              <w:t>Sample is locked at 12 and justified by information power (Malterud et al., 2016); stopping follows analytic decision rules (Naeem et al., 2024)</w:t>
             </w:r>
           </w:p>
         </w:tc>
@@ -9394,7 +9394,7 @@
           <w:i w:val="0"/>
           <w:sz w:val="24"/>
         </w:rPr>
-        <w:t>A sample of 10 to 15 managers is justified by information power, not by a promise of saturation at a fixed n (Malterud et al., 2016). The aim is narrow (enactment of stakeholder-claim management in SME ITDRPaaS incidents), the sample is specific (U.S. SME IT/network managers with a recent external-platform recovery event), and the dialogue is theoretically informed by stakeholder-salience without being a closed questionnaire. Stopping follows the analysis-bridge rule in Section 4.5 (Naeem et al., 2024).</w:t>
+        <w:t>A sample of 12 managers is locked and justified by information power, not by a promise of saturation at a fixed n (Malterud et al., 2016). The aim is narrow (enactment of stakeholder-claim management in SME ITDRPaaS incidents), the sample is specific (U.S. SME IT/network managers with a recent external-platform recovery event), and the dialogue is theoretically informed by stakeholder-salience without being a closed questionnaire. Stopping follows the analysis-bridge rule in Section 4.5 (Naeem et al., 2024).</w:t>
       </w:r>
     </w:p>
     <w:p>
@@ -9609,7 +9609,7 @@
           <w:i w:val="0"/>
           <w:sz w:val="24"/>
         </w:rPr>
-        <w:t>Recruitment is individual and purposive. The researcher approaches candidates through professional networks, practitioner associations, and professional social platforms, not through a supervisor. Eligibility requires an active IT, network, systems, infrastructure, or operations management role in a U.S. enterprise of 10 to 200 personnel; direct responsibility for, or participation in, IT disaster-recovery coordination that uses an external platform or managed recovery service; and at least one disruption, failover, recovery test, or operational recovery in the preceding 36 months. People employed only by a vendor, or without that platform experience, are excluded. A sample of 10 to 15 managers is justified by information power (Malterud et al., 2016). After eligibility is confirmed, the researcher emails an informed-consent form. When signed electronic consent is returned, a 60- to 75-minute virtual interview in English is scheduled and recorded.</w:t>
+        <w:t>Recruitment is individual and purposive. The researcher approaches candidates through professional networks, practitioner associations, and professional social platforms, not through a supervisor. Eligibility requires an active IT, network, systems, infrastructure, or operations management role in a U.S. enterprise of 10 to 200 personnel; direct responsibility for, or participation in, IT disaster-recovery coordination that uses an external platform or managed recovery service; and at least one disruption, failover, recovery test, or operational recovery in the preceding 36 months. People employed only by a vendor, or without that platform experience, are excluded. A sample of 12 managers is locked and justified by information power (Malterud et al., 2016). After eligibility is confirmed, the researcher emails an informed-consent form. When signed electronic consent is returned, a 60- to 75-minute virtual interview in English is scheduled and recorded.</w:t>
       </w:r>
     </w:p>
     <w:p>
@@ -9686,7 +9686,7 @@
           <w:i w:val="0"/>
           <w:sz w:val="24"/>
         </w:rPr>
-        <w:t>Analysis reuses the four-step generic thematic reduction already practiced in Data Analysis Practice 2 (Aronson, 1994; Taylor &amp; Bogdan, 1998; Braun &amp; Clarke, 2021; Walker, 2026). After repeated reading of each de-identified transcript and artifact map, the researcher (1) locks meaning units that state a practice claim before any theme name is written, (2) confirms each unit with a named excerpt and a negative or boundary case, (3) groups related units only when they describe the same salience-to-assurance bargain rather than the same recovery topic, and (4) synthesizes two separate answers, one for stakeholder-claim and salience enactment and one for decision rights, escalation, and recoverability assurance (Percy et al., 2015; Lester et al., 2020). Stakeholder-salience and governance labels remain a sensitizing start-list. They become a mapping pass after themes exist; they are not Step 3 titles. Saturation is treated as an analytic decision guide (Naeem et al., 2024), not as a claim that 10 to 15 interviews close the Gap.</w:t>
+        <w:t>Analysis reuses the four-step generic thematic reduction already practiced in Data Analysis Practice 2 (Aronson, 1994; Taylor &amp; Bogdan, 1998; Braun &amp; Clarke, 2021; Walker, 2026). After repeated reading of each de-identified transcript and artifact map, the researcher (1) locks meaning units that state a practice claim before any theme name is written, (2) confirms each unit with a named excerpt and a negative or boundary case, (3) groups related units only when they describe the same salience-to-assurance bargain rather than the same recovery topic, and (4) synthesizes two separate answers, one for stakeholder-claim and salience enactment and one for decision rights, escalation, and recoverability assurance (Percy et al., 2015; Lester et al., 2020). Stakeholder-salience and governance labels remain a sensitizing start-list. They become a mapping pass after themes exist; they are not Step 3 titles. Saturation is treated as an analytic decision guide (Naeem et al., 2024), not as a claim that 12 interviews close the Gap.</w:t>
       </w:r>
     </w:p>
     <w:p>

--- a/downloads/WALKER_Collection_Analysis_Revision_Packet.docx
+++ b/downloads/WALKER_Collection_Analysis_Revision_Packet.docx
@@ -6280,7 +6280,7 @@
                 <w:i w:val="0"/>
                 <w:sz w:val="20"/>
               </w:rPr>
-              <w:t>What We Know / Gap (stakeholder-claim management)</w:t>
+              <w:t>What We Know / Gap / Need (stakeholder-claim management; corporate objective)</w:t>
             </w:r>
           </w:p>
         </w:tc>
@@ -6301,6 +6301,85 @@
                 <w:sz w:val="20"/>
               </w:rPr>
               <w:t>CIT; interview procedures</w:t>
+            </w:r>
+          </w:p>
+        </w:tc>
+      </w:tr>
+      <w:tr>
+        <w:tc>
+          <w:tcPr>
+            <w:tcW w:type="dxa" w:w="3120"/>
+          </w:tcPr>
+          <w:p>
+            <w:pPr>
+              <w:spacing w:after="40" w:before="40" w:line="240" w:lineRule="auto"/>
+            </w:pPr>
+            <w:r/>
+            <w:r>
+              <w:rPr>
+                <w:rFonts w:ascii="Times New Roman" w:hAnsi="Times New Roman" w:eastAsia="Times New Roman"/>
+                <w:b w:val="0"/>
+                <w:i w:val="0"/>
+                <w:sz w:val="20"/>
+              </w:rPr>
+              <w:t>Freeman et al. (2020)</w:t>
+            </w:r>
+          </w:p>
+        </w:tc>
+        <w:tc>
+          <w:tcPr>
+            <w:tcW w:type="dxa" w:w="3120"/>
+          </w:tcPr>
+          <w:p>
+            <w:pPr>
+              <w:spacing w:after="40" w:before="40" w:line="240" w:lineRule="auto"/>
+            </w:pPr>
+            <w:r/>
+            <w:r>
+              <w:rPr>
+                <w:rFonts w:ascii="Times New Roman" w:hAnsi="Times New Roman" w:eastAsia="Times New Roman"/>
+                <w:b w:val="0"/>
+                <w:i w:val="0"/>
+                <w:sz w:val="20"/>
+              </w:rPr>
+              <w:t>Need / What We Know only: value-creation stakeholder theory (</w:t>
+            </w:r>
+            <w:r>
+              <w:rPr>
+                <w:rFonts w:ascii="Times New Roman" w:hAnsi="Times New Roman" w:eastAsia="Times New Roman"/>
+                <w:i/>
+                <w:sz w:val="20"/>
+              </w:rPr>
+              <w:t>VCST</w:t>
+            </w:r>
+            <w:r>
+              <w:rPr>
+                <w:rFonts w:ascii="Times New Roman" w:hAnsi="Times New Roman" w:eastAsia="Times New Roman"/>
+                <w:b w:val="0"/>
+                <w:i w:val="0"/>
+                <w:sz w:val="20"/>
+              </w:rPr>
+              <w:t>); cooperative value creation and trade</w:t>
+            </w:r>
+          </w:p>
+        </w:tc>
+        <w:tc>
+          <w:tcPr>
+            <w:tcW w:type="dxa" w:w="3120"/>
+          </w:tcPr>
+          <w:p>
+            <w:pPr>
+              <w:spacing w:after="40" w:before="40" w:line="240" w:lineRule="auto"/>
+            </w:pPr>
+            <w:r/>
+            <w:r>
+              <w:rPr>
+                <w:rFonts w:ascii="Times New Roman" w:hAnsi="Times New Roman" w:eastAsia="Times New Roman"/>
+                <w:b w:val="0"/>
+                <w:i w:val="0"/>
+                <w:sz w:val="20"/>
+              </w:rPr>
+              <w:t>Replacing 1995/2004; Mitchell 1997 defs; spoken questions; theme titles</w:t>
             </w:r>
           </w:p>
         </w:tc>
